--- a/pr-preview/pr-69/Your-Book-Title.docx
+++ b/pr-preview/pr-69/Your-Book-Title.docx
@@ -2265,7 +2265,7 @@
         <w:t xml:space="preserve"> </w:t>
       </w:r>
       <w:r>
-        <w:t xml:space="preserve">638e901</w:t>
+        <w:t xml:space="preserve">bc2db79</w:t>
       </w:r>
     </w:p>
     <w:p>
@@ -2287,7 +2287,7 @@
         <w:t xml:space="preserve"> </w:t>
       </w:r>
       <w:r>
-        <w:t xml:space="preserve">638e901b7fa93b4f0d982d9f2d89b3f97491cab8</w:t>
+        <w:t xml:space="preserve">bc2db79eda5496707a6ec7c0159b121da2855d70</w:t>
       </w:r>
     </w:p>
     <w:p>
@@ -2309,7 +2309,7 @@
         <w:t xml:space="preserve"> </w:t>
       </w:r>
       <w:r>
-        <w:t xml:space="preserve">2026-09-15 00:03:30 -0700</w:t>
+        <w:t xml:space="preserve">2026-09-15 07:21:16 +0000</w:t>
       </w:r>
     </w:p>
     <w:p>

--- a/pr-preview/pr-69/Your-Book-Title.docx
+++ b/pr-preview/pr-69/Your-Book-Title.docx
@@ -2265,7 +2265,7 @@
         <w:t xml:space="preserve"> </w:t>
       </w:r>
       <w:r>
-        <w:t xml:space="preserve">bc2db79</w:t>
+        <w:t xml:space="preserve">402d0c0</w:t>
       </w:r>
     </w:p>
     <w:p>
@@ -2287,7 +2287,7 @@
         <w:t xml:space="preserve"> </w:t>
       </w:r>
       <w:r>
-        <w:t xml:space="preserve">bc2db79eda5496707a6ec7c0159b121da2855d70</w:t>
+        <w:t xml:space="preserve">402d0c01e989748f3ddd9adbf18c83cfd983db90</w:t>
       </w:r>
     </w:p>
     <w:p>
@@ -2309,7 +2309,7 @@
         <w:t xml:space="preserve"> </w:t>
       </w:r>
       <w:r>
-        <w:t xml:space="preserve">2026-09-15 07:21:16 +0000</w:t>
+        <w:t xml:space="preserve">2026-09-15 07:48:13 +0000</w:t>
       </w:r>
     </w:p>
     <w:p>
